--- a/en/wisdom-stories/with-this-nation-the-world-can-be-conquered.docx
+++ b/en/wisdom-stories/with-this-nation-the-world-can-be-conquered.docx
@@ -7,13 +7,13 @@
         <w:pStyle w:val="Title"/>
       </w:pPr>
       <w:r>
-        <w:t>The Strength of a Generous People</w:t>
+        <w:t>With This Nation the World Can Be Conquered</w:t>
       </w:r>
     </w:p>
     <w:p>
       <w:pPr/>
       <w:r>
-        <w:t>A king went into the city in disguise to see how his people lived. He walked through the markets, observing the goods, prices, and shopkeepers.</w:t>
+        <w:t>A king went into the city in disguise to see how his people lived. He walked through the markets, learning the quality of the goods, the prices, and the shopkeepers' livelihood.</w:t>
       </w:r>
     </w:p>
     <w:p>
@@ -27,7 +27,7 @@
     <w:p>
       <w:pPr/>
       <w:r>
-        <w:t>“Half a batman of butter, half a batman of honey, and some cheese, please.” The batman was a traditional measure of weight.</w:t>
+        <w:t>“Half a batman of butter, half a batman of honey, and some cheese, please.”</w:t>
       </w:r>
     </w:p>
     <w:p>
@@ -35,25 +35,25 @@
         <w:spacing w:after="80"/>
       </w:pPr>
       <w:r>
-        <w:t>The shopkeeper greeted him warmly and weighed out the butter.</w:t>
+        <w:t>The shopkeeper greeted him warmly and weighed out the butter, not knowing he was the king.</w:t>
       </w:r>
     </w:p>
     <w:p>
       <w:pPr/>
       <w:r>
-        <w:t>“I can sell you the honey and cheese too,” he said, “but this is my first sale today. My neighbor has not yet had one. Would you buy the rest from him?”</w:t>
+        <w:t>“I can sell you the honey and cheese too,” he said, “but this is my first sale today. My neighbor has not yet had one. If you buy the rest from him, I would be very pleased.”</w:t>
       </w:r>
     </w:p>
     <w:p>
       <w:pPr/>
       <w:r>
-        <w:t>Pleased, the king paid and crossed the street. There he asked for the honey and cheese. The second shopkeeper weighed the honey, then said:</w:t>
+        <w:t>Pleased, the king paid and crossed the street. There he asked for half a batman of honey and cheese. The elderly shopkeeper weighed the honey, then said:</w:t>
       </w:r>
     </w:p>
     <w:p>
       <w:pPr/>
       <w:r>
-        <w:t>“Thank Allah, I’ve made my first sale. Would you buy your cheese next door? That shopkeeper is still waiting for his.”</w:t>
+        <w:t>“Thank Allah, thanks to you, I’ve also made my first sale today. Would you buy your cheese next door? That shopkeeper is still waiting for his.”</w:t>
       </w:r>
     </w:p>
     <w:p>
@@ -67,7 +67,7 @@
         <w:keepNext/>
       </w:pPr>
       <w:r>
-        <w:t>“With people of such character, one could conquer the world,” he said, leaving the market delighted.</w:t>
+        <w:t>“With such high morality in this nation, one could conquer the world,” he said, leaving the market delighted.</w:t>
       </w:r>
     </w:p>
     <w:p>
@@ -80,11 +80,9 @@
         <w:rPr>
           <w:b/>
         </w:rPr>
-        <w:t>Moral:</w:t>
+        <w:t>Moral: True strength is not in weapons, but in the people's honesty and integrity. Winning hearts, not taking land, is the true victory.</w:t>
       </w:r>
-      <w:r>
-        <w:t xml:space="preserve"> A people’s strength rests in honesty and generosity. Winning hearts is a greater victory than winning territory.</w:t>
-      </w:r>
+      <w:r/>
     </w:p>
     <w:p>
       <w:pPr>
@@ -95,7 +93,7 @@
           <w:i/>
           <w:sz w:val="18"/>
         </w:rPr>
-        <w:t>Source: Publicly available internet sources.</w:t>
+        <w:t>Stories are taken from open Internet sources; illustrations were created with AI.</w:t>
       </w:r>
     </w:p>
     <w:sectPr>
